--- a/hit-catalogue/rationale.docx
+++ b/hit-catalogue/rationale.docx
@@ -13,7 +13,7 @@
           <w:sz w:val="28"/>
           <w:rtl/>
         </w:rPr>
-        <w:t>מסמך רציונל לקורס מערכות בינה מלאכותית מודרניות</w:t>
+        <w:t>מסמך רציונל לקורס הנדסת מערכות בינה מלאכותית</w:t>
       </w:r>
     </w:p>
     <w:p>
@@ -24,7 +24,7 @@
         <w:rPr>
           <w:b/>
         </w:rPr>
-        <w:t>Modern AI Systems: Development, Deployment and Operations</w:t>
+        <w:t>AI Systems Engineering</w:t>
       </w:r>
     </w:p>
     <w:p>

--- a/hit-catalogue/rationale.docx
+++ b/hit-catalogue/rationale.docx
@@ -24,7 +24,7 @@
         <w:rPr>
           <w:b/>
         </w:rPr>
-        <w:t>AI Systems Engineering</w:t>
+        <w:t>Engineering of AI Systems</w:t>
       </w:r>
     </w:p>
     <w:p>
